--- a/documentacion/entregables/Plan_de_Respaldo_Datos_MetaFit.docx
+++ b/documentacion/entregables/Plan_de_Respaldo_Datos_MetaFit.docx
@@ -73,7 +73,7 @@
         <w:spacing w:before="120" w:after="40"/>
         <w:jc w:val="center"/>
       </w:pPr>
-      <w:bookmarkStart w:id="1" w:name="_Toc243259247"/>
+      <w:bookmarkStart w:id="1" w:name="_Toc243478958"/>
       <w:r>
         <w:rPr>
           <w:rFonts w:ascii="Times New Roman" w:eastAsia="Times New Roman" w:hAnsi="Times New Roman" w:cs="Times New Roman"/>
@@ -398,12 +398,10 @@
           </w:tcPr>
           <w:p>
             <w:pPr>
-              <w:spacing w:before="0" w:after="40" w:line="240" w:lineRule="auto"/>
-            </w:pPr>
-            <w:r/>
-            <w:r>
-              <w:rPr>
-                <w:rFonts w:ascii="Times New Roman" w:hAnsi="Times New Roman" w:cs="Times New Roman" w:eastAsia="Times New Roman"/>
+              <w:spacing w:after="40" w:line="240" w:lineRule="auto"/>
+            </w:pPr>
+            <w:r>
+              <w:rPr>
                 <w:sz w:val="20"/>
               </w:rPr>
               <w:t>13</w:t>
@@ -451,7 +449,7 @@
         <w:spacing w:before="120" w:after="40"/>
         <w:jc w:val="center"/>
       </w:pPr>
-      <w:bookmarkStart w:id="2" w:name="_Toc243259248"/>
+      <w:bookmarkStart w:id="2" w:name="_Toc243478959"/>
       <w:r>
         <w:rPr>
           <w:rFonts w:ascii="Times New Roman" w:eastAsia="Times New Roman" w:hAnsi="Times New Roman" w:cs="Times New Roman"/>
@@ -633,7 +631,7 @@
         <w:spacing w:before="120" w:after="40"/>
         <w:jc w:val="center"/>
       </w:pPr>
-      <w:bookmarkStart w:id="3" w:name="_Toc243259249"/>
+      <w:bookmarkStart w:id="3" w:name="_Toc243478960"/>
       <w:r>
         <w:rPr>
           <w:rFonts w:ascii="Times New Roman" w:eastAsia="Times New Roman" w:hAnsi="Times New Roman" w:cs="Times New Roman"/>
@@ -864,7 +862,7 @@
         <w:spacing w:before="120" w:after="40"/>
         <w:jc w:val="center"/>
       </w:pPr>
-      <w:bookmarkStart w:id="4" w:name="_Toc243259250"/>
+      <w:bookmarkStart w:id="4" w:name="_Toc243478961"/>
       <w:r>
         <w:rPr>
           <w:rFonts w:ascii="Times New Roman" w:eastAsia="Times New Roman" w:hAnsi="Times New Roman" w:cs="Times New Roman"/>
@@ -897,7 +895,7 @@
       <w:r>
         <w:fldChar w:fldCharType="separate"/>
       </w:r>
-      <w:hyperlink w:anchor="_Toc243259247" w:history="1">
+      <w:hyperlink w:anchor="_Toc243478958" w:history="1">
         <w:r>
           <w:rPr>
             <w:rStyle w:val="Hipervnculo"/>
@@ -924,7 +922,7 @@
             <w:noProof/>
             <w:webHidden/>
           </w:rPr>
-          <w:instrText xml:space="preserve"> PAGEREF _Toc243259247 \h </w:instrText>
+          <w:instrText xml:space="preserve"> PAGEREF _Toc243478958 \h </w:instrText>
         </w:r>
         <w:r>
           <w:rPr>
@@ -969,7 +967,7 @@
           <w:lang w:val="es-VE" w:eastAsia="es-VE"/>
         </w:rPr>
       </w:pPr>
-      <w:hyperlink w:anchor="_Toc243259248" w:history="1">
+      <w:hyperlink w:anchor="_Toc243478959" w:history="1">
         <w:r>
           <w:rPr>
             <w:rStyle w:val="Hipervnculo"/>
@@ -996,7 +994,7 @@
             <w:noProof/>
             <w:webHidden/>
           </w:rPr>
-          <w:instrText xml:space="preserve"> PAGEREF _Toc243259248 \h </w:instrText>
+          <w:instrText xml:space="preserve"> PAGEREF _Toc243478959 \h </w:instrText>
         </w:r>
         <w:r>
           <w:rPr>
@@ -1041,7 +1039,7 @@
           <w:lang w:val="es-VE" w:eastAsia="es-VE"/>
         </w:rPr>
       </w:pPr>
-      <w:hyperlink w:anchor="_Toc243259249" w:history="1">
+      <w:hyperlink w:anchor="_Toc243478960" w:history="1">
         <w:r>
           <w:rPr>
             <w:rStyle w:val="Hipervnculo"/>
@@ -1068,7 +1066,7 @@
             <w:noProof/>
             <w:webHidden/>
           </w:rPr>
-          <w:instrText xml:space="preserve"> PAGEREF _Toc243259249 \h </w:instrText>
+          <w:instrText xml:space="preserve"> PAGEREF _Toc243478960 \h </w:instrText>
         </w:r>
         <w:r>
           <w:rPr>
@@ -1113,7 +1111,7 @@
           <w:lang w:val="es-VE" w:eastAsia="es-VE"/>
         </w:rPr>
       </w:pPr>
-      <w:hyperlink w:anchor="_Toc243259250" w:history="1">
+      <w:hyperlink w:anchor="_Toc243478961" w:history="1">
         <w:r>
           <w:rPr>
             <w:rStyle w:val="Hipervnculo"/>
@@ -1140,7 +1138,7 @@
             <w:noProof/>
             <w:webHidden/>
           </w:rPr>
-          <w:instrText xml:space="preserve"> PAGEREF _Toc243259250 \h </w:instrText>
+          <w:instrText xml:space="preserve"> PAGEREF _Toc243478961 \h </w:instrText>
         </w:r>
         <w:r>
           <w:rPr>
@@ -1185,7 +1183,7 @@
           <w:lang w:val="es-VE" w:eastAsia="es-VE"/>
         </w:rPr>
       </w:pPr>
-      <w:hyperlink w:anchor="_Toc243259251" w:history="1">
+      <w:hyperlink w:anchor="_Toc243478962" w:history="1">
         <w:r>
           <w:rPr>
             <w:rStyle w:val="Hipervnculo"/>
@@ -1212,7 +1210,7 @@
             <w:noProof/>
             <w:webHidden/>
           </w:rPr>
-          <w:instrText xml:space="preserve"> PAGEREF _Toc243259251 \h </w:instrText>
+          <w:instrText xml:space="preserve"> PAGEREF _Toc243478962 \h </w:instrText>
         </w:r>
         <w:r>
           <w:rPr>
@@ -1257,7 +1255,7 @@
           <w:lang w:val="es-VE" w:eastAsia="es-VE"/>
         </w:rPr>
       </w:pPr>
-      <w:hyperlink w:anchor="_Toc243259252" w:history="1">
+      <w:hyperlink w:anchor="_Toc243478963" w:history="1">
         <w:r>
           <w:rPr>
             <w:rStyle w:val="Hipervnculo"/>
@@ -1284,7 +1282,7 @@
             <w:noProof/>
             <w:webHidden/>
           </w:rPr>
-          <w:instrText xml:space="preserve"> PAGEREF _Toc243259252 \h </w:instrText>
+          <w:instrText xml:space="preserve"> PAGEREF _Toc243478963 \h </w:instrText>
         </w:r>
         <w:r>
           <w:rPr>
@@ -1329,7 +1327,7 @@
           <w:lang w:val="es-VE" w:eastAsia="es-VE"/>
         </w:rPr>
       </w:pPr>
-      <w:hyperlink w:anchor="_Toc243259253" w:history="1">
+      <w:hyperlink w:anchor="_Toc243478964" w:history="1">
         <w:r>
           <w:rPr>
             <w:rStyle w:val="Hipervnculo"/>
@@ -1356,7 +1354,7 @@
             <w:noProof/>
             <w:webHidden/>
           </w:rPr>
-          <w:instrText xml:space="preserve"> PAGEREF _Toc243259253 \h </w:instrText>
+          <w:instrText xml:space="preserve"> PAGEREF _Toc243478964 \h </w:instrText>
         </w:r>
         <w:r>
           <w:rPr>
@@ -1401,7 +1399,7 @@
           <w:lang w:val="es-VE" w:eastAsia="es-VE"/>
         </w:rPr>
       </w:pPr>
-      <w:hyperlink w:anchor="_Toc243259254" w:history="1">
+      <w:hyperlink w:anchor="_Toc243478965" w:history="1">
         <w:r>
           <w:rPr>
             <w:rStyle w:val="Hipervnculo"/>
@@ -1428,7 +1426,7 @@
             <w:noProof/>
             <w:webHidden/>
           </w:rPr>
-          <w:instrText xml:space="preserve"> PAGEREF _Toc243259254 \h </w:instrText>
+          <w:instrText xml:space="preserve"> PAGEREF _Toc243478965 \h </w:instrText>
         </w:r>
         <w:r>
           <w:rPr>
@@ -1473,7 +1471,7 @@
           <w:lang w:val="es-VE" w:eastAsia="es-VE"/>
         </w:rPr>
       </w:pPr>
-      <w:hyperlink w:anchor="_Toc243259255" w:history="1">
+      <w:hyperlink w:anchor="_Toc243478966" w:history="1">
         <w:r>
           <w:rPr>
             <w:rStyle w:val="Hipervnculo"/>
@@ -1500,7 +1498,7 @@
             <w:noProof/>
             <w:webHidden/>
           </w:rPr>
-          <w:instrText xml:space="preserve"> PAGEREF _Toc243259255 \h </w:instrText>
+          <w:instrText xml:space="preserve"> PAGEREF _Toc243478966 \h </w:instrText>
         </w:r>
         <w:r>
           <w:rPr>
@@ -1545,7 +1543,7 @@
           <w:lang w:val="es-VE" w:eastAsia="es-VE"/>
         </w:rPr>
       </w:pPr>
-      <w:hyperlink w:anchor="_Toc243259256" w:history="1">
+      <w:hyperlink w:anchor="_Toc243478967" w:history="1">
         <w:r>
           <w:rPr>
             <w:rStyle w:val="Hipervnculo"/>
@@ -1572,7 +1570,7 @@
             <w:noProof/>
             <w:webHidden/>
           </w:rPr>
-          <w:instrText xml:space="preserve"> PAGEREF _Toc243259256 \h </w:instrText>
+          <w:instrText xml:space="preserve"> PAGEREF _Toc243478967 \h </w:instrText>
         </w:r>
         <w:r>
           <w:rPr>
@@ -1617,7 +1615,7 @@
           <w:lang w:val="es-VE" w:eastAsia="es-VE"/>
         </w:rPr>
       </w:pPr>
-      <w:hyperlink w:anchor="_Toc243259257" w:history="1">
+      <w:hyperlink w:anchor="_Toc243478968" w:history="1">
         <w:r>
           <w:rPr>
             <w:rStyle w:val="Hipervnculo"/>
@@ -1644,7 +1642,7 @@
             <w:noProof/>
             <w:webHidden/>
           </w:rPr>
-          <w:instrText xml:space="preserve"> PAGEREF _Toc243259257 \h </w:instrText>
+          <w:instrText xml:space="preserve"> PAGEREF _Toc243478968 \h </w:instrText>
         </w:r>
         <w:r>
           <w:rPr>
@@ -1689,7 +1687,7 @@
           <w:lang w:val="es-VE" w:eastAsia="es-VE"/>
         </w:rPr>
       </w:pPr>
-      <w:hyperlink w:anchor="_Toc243259258" w:history="1">
+      <w:hyperlink w:anchor="_Toc243478969" w:history="1">
         <w:r>
           <w:rPr>
             <w:rStyle w:val="Hipervnculo"/>
@@ -1716,7 +1714,7 @@
             <w:noProof/>
             <w:webHidden/>
           </w:rPr>
-          <w:instrText xml:space="preserve"> PAGEREF _Toc243259258 \h </w:instrText>
+          <w:instrText xml:space="preserve"> PAGEREF _Toc243478969 \h </w:instrText>
         </w:r>
         <w:r>
           <w:rPr>
@@ -1761,7 +1759,7 @@
           <w:lang w:val="es-VE" w:eastAsia="es-VE"/>
         </w:rPr>
       </w:pPr>
-      <w:hyperlink w:anchor="_Toc243259259" w:history="1">
+      <w:hyperlink w:anchor="_Toc243478970" w:history="1">
         <w:r>
           <w:rPr>
             <w:rStyle w:val="Hipervnculo"/>
@@ -1788,7 +1786,7 @@
             <w:noProof/>
             <w:webHidden/>
           </w:rPr>
-          <w:instrText xml:space="preserve"> PAGEREF _Toc243259259 \h </w:instrText>
+          <w:instrText xml:space="preserve"> PAGEREF _Toc243478970 \h </w:instrText>
         </w:r>
         <w:r>
           <w:rPr>
@@ -1833,7 +1831,7 @@
           <w:lang w:val="es-VE" w:eastAsia="es-VE"/>
         </w:rPr>
       </w:pPr>
-      <w:hyperlink w:anchor="_Toc243259260" w:history="1">
+      <w:hyperlink w:anchor="_Toc243478971" w:history="1">
         <w:r>
           <w:rPr>
             <w:rStyle w:val="Hipervnculo"/>
@@ -1860,7 +1858,7 @@
             <w:noProof/>
             <w:webHidden/>
           </w:rPr>
-          <w:instrText xml:space="preserve"> PAGEREF _Toc243259260 \h </w:instrText>
+          <w:instrText xml:space="preserve"> PAGEREF _Toc243478971 \h </w:instrText>
         </w:r>
         <w:r>
           <w:rPr>
@@ -1905,7 +1903,7 @@
           <w:lang w:val="es-VE" w:eastAsia="es-VE"/>
         </w:rPr>
       </w:pPr>
-      <w:hyperlink w:anchor="_Toc243259261" w:history="1">
+      <w:hyperlink w:anchor="_Toc243478972" w:history="1">
         <w:r>
           <w:rPr>
             <w:rStyle w:val="Hipervnculo"/>
@@ -1932,7 +1930,7 @@
             <w:noProof/>
             <w:webHidden/>
           </w:rPr>
-          <w:instrText xml:space="preserve"> PAGEREF _Toc243259261 \h </w:instrText>
+          <w:instrText xml:space="preserve"> PAGEREF _Toc243478972 \h </w:instrText>
         </w:r>
         <w:r>
           <w:rPr>
@@ -1977,7 +1975,7 @@
           <w:lang w:val="es-VE" w:eastAsia="es-VE"/>
         </w:rPr>
       </w:pPr>
-      <w:hyperlink w:anchor="_Toc243259262" w:history="1">
+      <w:hyperlink w:anchor="_Toc243478973" w:history="1">
         <w:r>
           <w:rPr>
             <w:rStyle w:val="Hipervnculo"/>
@@ -2004,7 +2002,7 @@
             <w:noProof/>
             <w:webHidden/>
           </w:rPr>
-          <w:instrText xml:space="preserve"> PAGEREF _Toc243259262 \h </w:instrText>
+          <w:instrText xml:space="preserve"> PAGEREF _Toc243478973 \h </w:instrText>
         </w:r>
         <w:r>
           <w:rPr>
@@ -2049,7 +2047,7 @@
           <w:lang w:val="es-VE" w:eastAsia="es-VE"/>
         </w:rPr>
       </w:pPr>
-      <w:hyperlink w:anchor="_Toc243259263" w:history="1">
+      <w:hyperlink w:anchor="_Toc243478974" w:history="1">
         <w:r>
           <w:rPr>
             <w:rStyle w:val="Hipervnculo"/>
@@ -2076,7 +2074,7 @@
             <w:noProof/>
             <w:webHidden/>
           </w:rPr>
-          <w:instrText xml:space="preserve"> PAGEREF _Toc243259263 \h </w:instrText>
+          <w:instrText xml:space="preserve"> PAGEREF _Toc243478974 \h </w:instrText>
         </w:r>
         <w:r>
           <w:rPr>
@@ -2121,7 +2119,7 @@
           <w:lang w:val="es-VE" w:eastAsia="es-VE"/>
         </w:rPr>
       </w:pPr>
-      <w:hyperlink w:anchor="_Toc243259264" w:history="1">
+      <w:hyperlink w:anchor="_Toc243478975" w:history="1">
         <w:r>
           <w:rPr>
             <w:rStyle w:val="Hipervnculo"/>
@@ -2148,7 +2146,7 @@
             <w:noProof/>
             <w:webHidden/>
           </w:rPr>
-          <w:instrText xml:space="preserve"> PAGEREF _Toc243259264 \h </w:instrText>
+          <w:instrText xml:space="preserve"> PAGEREF _Toc243478975 \h </w:instrText>
         </w:r>
         <w:r>
           <w:rPr>
@@ -2193,7 +2191,7 @@
           <w:lang w:val="es-VE" w:eastAsia="es-VE"/>
         </w:rPr>
       </w:pPr>
-      <w:hyperlink w:anchor="_Toc243259265" w:history="1">
+      <w:hyperlink w:anchor="_Toc243478976" w:history="1">
         <w:r>
           <w:rPr>
             <w:rStyle w:val="Hipervnculo"/>
@@ -2220,7 +2218,7 @@
             <w:noProof/>
             <w:webHidden/>
           </w:rPr>
-          <w:instrText xml:space="preserve"> PAGEREF _Toc243259265 \h </w:instrText>
+          <w:instrText xml:space="preserve"> PAGEREF _Toc243478976 \h </w:instrText>
         </w:r>
         <w:r>
           <w:rPr>
@@ -2265,7 +2263,7 @@
           <w:lang w:val="es-VE" w:eastAsia="es-VE"/>
         </w:rPr>
       </w:pPr>
-      <w:hyperlink w:anchor="_Toc243259266" w:history="1">
+      <w:hyperlink w:anchor="_Toc243478977" w:history="1">
         <w:r>
           <w:rPr>
             <w:rStyle w:val="Hipervnculo"/>
@@ -2292,7 +2290,7 @@
             <w:noProof/>
             <w:webHidden/>
           </w:rPr>
-          <w:instrText xml:space="preserve"> PAGEREF _Toc243259266 \h </w:instrText>
+          <w:instrText xml:space="preserve"> PAGEREF _Toc243478977 \h </w:instrText>
         </w:r>
         <w:r>
           <w:rPr>
@@ -2337,7 +2335,7 @@
           <w:lang w:val="es-VE" w:eastAsia="es-VE"/>
         </w:rPr>
       </w:pPr>
-      <w:hyperlink w:anchor="_Toc243259267" w:history="1">
+      <w:hyperlink w:anchor="_Toc243478978" w:history="1">
         <w:r>
           <w:rPr>
             <w:rStyle w:val="Hipervnculo"/>
@@ -2364,7 +2362,7 @@
             <w:noProof/>
             <w:webHidden/>
           </w:rPr>
-          <w:instrText xml:space="preserve"> PAGEREF _Toc243259267 \h </w:instrText>
+          <w:instrText xml:space="preserve"> PAGEREF _Toc243478978 \h </w:instrText>
         </w:r>
         <w:r>
           <w:rPr>
@@ -2409,7 +2407,7 @@
           <w:lang w:val="es-VE" w:eastAsia="es-VE"/>
         </w:rPr>
       </w:pPr>
-      <w:hyperlink w:anchor="_Toc243259268" w:history="1">
+      <w:hyperlink w:anchor="_Toc243478979" w:history="1">
         <w:r>
           <w:rPr>
             <w:rStyle w:val="Hipervnculo"/>
@@ -2436,7 +2434,7 @@
             <w:noProof/>
             <w:webHidden/>
           </w:rPr>
-          <w:instrText xml:space="preserve"> PAGEREF _Toc243259268 \h </w:instrText>
+          <w:instrText xml:space="preserve"> PAGEREF _Toc243478979 \h </w:instrText>
         </w:r>
         <w:r>
           <w:rPr>
@@ -2481,7 +2479,7 @@
           <w:lang w:val="es-VE" w:eastAsia="es-VE"/>
         </w:rPr>
       </w:pPr>
-      <w:hyperlink w:anchor="_Toc243259269" w:history="1">
+      <w:hyperlink w:anchor="_Toc243478980" w:history="1">
         <w:r>
           <w:rPr>
             <w:rStyle w:val="Hipervnculo"/>
@@ -2508,7 +2506,7 @@
             <w:noProof/>
             <w:webHidden/>
           </w:rPr>
-          <w:instrText xml:space="preserve"> PAGEREF _Toc243259269 \h </w:instrText>
+          <w:instrText xml:space="preserve"> PAGEREF _Toc243478980 \h </w:instrText>
         </w:r>
         <w:r>
           <w:rPr>
@@ -2553,7 +2551,7 @@
           <w:lang w:val="es-VE" w:eastAsia="es-VE"/>
         </w:rPr>
       </w:pPr>
-      <w:hyperlink w:anchor="_Toc243259270" w:history="1">
+      <w:hyperlink w:anchor="_Toc243478981" w:history="1">
         <w:r>
           <w:rPr>
             <w:rStyle w:val="Hipervnculo"/>
@@ -2580,7 +2578,7 @@
             <w:noProof/>
             <w:webHidden/>
           </w:rPr>
-          <w:instrText xml:space="preserve"> PAGEREF _Toc243259270 \h </w:instrText>
+          <w:instrText xml:space="preserve"> PAGEREF _Toc243478981 \h </w:instrText>
         </w:r>
         <w:r>
           <w:rPr>
@@ -2625,7 +2623,7 @@
           <w:lang w:val="es-VE" w:eastAsia="es-VE"/>
         </w:rPr>
       </w:pPr>
-      <w:hyperlink w:anchor="_Toc243259271" w:history="1">
+      <w:hyperlink w:anchor="_Toc243478982" w:history="1">
         <w:r>
           <w:rPr>
             <w:rStyle w:val="Hipervnculo"/>
@@ -2653,7 +2651,7 @@
             <w:noProof/>
             <w:webHidden/>
           </w:rPr>
-          <w:instrText xml:space="preserve"> PAGEREF _Toc243259271 \h </w:instrText>
+          <w:instrText xml:space="preserve"> PAGEREF _Toc243478982 \h </w:instrText>
         </w:r>
         <w:r>
           <w:rPr>
@@ -2698,7 +2696,7 @@
           <w:lang w:val="es-VE" w:eastAsia="es-VE"/>
         </w:rPr>
       </w:pPr>
-      <w:hyperlink w:anchor="_Toc243259272" w:history="1">
+      <w:hyperlink w:anchor="_Toc243478983" w:history="1">
         <w:r>
           <w:rPr>
             <w:rStyle w:val="Hipervnculo"/>
@@ -2726,7 +2724,7 @@
             <w:noProof/>
             <w:webHidden/>
           </w:rPr>
-          <w:instrText xml:space="preserve"> PAGEREF _Toc243259272 \h </w:instrText>
+          <w:instrText xml:space="preserve"> PAGEREF _Toc243478983 \h </w:instrText>
         </w:r>
         <w:r>
           <w:rPr>
@@ -2771,7 +2769,7 @@
           <w:lang w:val="es-VE" w:eastAsia="es-VE"/>
         </w:rPr>
       </w:pPr>
-      <w:hyperlink w:anchor="_Toc243259273" w:history="1">
+      <w:hyperlink w:anchor="_Toc243478984" w:history="1">
         <w:r>
           <w:rPr>
             <w:rStyle w:val="Hipervnculo"/>
@@ -2798,7 +2796,7 @@
             <w:noProof/>
             <w:webHidden/>
           </w:rPr>
-          <w:instrText xml:space="preserve"> PAGEREF _Toc243259273 \h </w:instrText>
+          <w:instrText xml:space="preserve"> PAGEREF _Toc243478984 \h </w:instrText>
         </w:r>
         <w:r>
           <w:rPr>
@@ -2843,7 +2841,7 @@
           <w:lang w:val="es-VE" w:eastAsia="es-VE"/>
         </w:rPr>
       </w:pPr>
-      <w:hyperlink w:anchor="_Toc243259274" w:history="1">
+      <w:hyperlink w:anchor="_Toc243478985" w:history="1">
         <w:r>
           <w:rPr>
             <w:rStyle w:val="Hipervnculo"/>
@@ -2870,7 +2868,7 @@
             <w:noProof/>
             <w:webHidden/>
           </w:rPr>
-          <w:instrText xml:space="preserve"> PAGEREF _Toc243259274 \h </w:instrText>
+          <w:instrText xml:space="preserve"> PAGEREF _Toc243478985 \h </w:instrText>
         </w:r>
         <w:r>
           <w:rPr>
@@ -2915,7 +2913,7 @@
           <w:lang w:val="es-VE" w:eastAsia="es-VE"/>
         </w:rPr>
       </w:pPr>
-      <w:hyperlink w:anchor="_Toc243259275" w:history="1">
+      <w:hyperlink w:anchor="_Toc243478986" w:history="1">
         <w:r>
           <w:rPr>
             <w:rStyle w:val="Hipervnculo"/>
@@ -2942,7 +2940,7 @@
             <w:noProof/>
             <w:webHidden/>
           </w:rPr>
-          <w:instrText xml:space="preserve"> PAGEREF _Toc243259275 \h </w:instrText>
+          <w:instrText xml:space="preserve"> PAGEREF _Toc243478986 \h </w:instrText>
         </w:r>
         <w:r>
           <w:rPr>
@@ -2987,7 +2985,7 @@
           <w:lang w:val="es-VE" w:eastAsia="es-VE"/>
         </w:rPr>
       </w:pPr>
-      <w:hyperlink w:anchor="_Toc243259276" w:history="1">
+      <w:hyperlink w:anchor="_Toc243478987" w:history="1">
         <w:r>
           <w:rPr>
             <w:rStyle w:val="Hipervnculo"/>
@@ -3014,7 +3012,7 @@
             <w:noProof/>
             <w:webHidden/>
           </w:rPr>
-          <w:instrText xml:space="preserve"> PAGEREF _Toc243259276 \h </w:instrText>
+          <w:instrText xml:space="preserve"> PAGEREF _Toc243478987 \h </w:instrText>
         </w:r>
         <w:r>
           <w:rPr>
@@ -3059,7 +3057,7 @@
           <w:lang w:val="es-VE" w:eastAsia="es-VE"/>
         </w:rPr>
       </w:pPr>
-      <w:hyperlink w:anchor="_Toc243259277" w:history="1">
+      <w:hyperlink w:anchor="_Toc243478988" w:history="1">
         <w:r>
           <w:rPr>
             <w:rStyle w:val="Hipervnculo"/>
@@ -3086,7 +3084,7 @@
             <w:noProof/>
             <w:webHidden/>
           </w:rPr>
-          <w:instrText xml:space="preserve"> PAGEREF _Toc243259277 \h </w:instrText>
+          <w:instrText xml:space="preserve"> PAGEREF _Toc243478988 \h </w:instrText>
         </w:r>
         <w:r>
           <w:rPr>
@@ -3131,7 +3129,7 @@
           <w:lang w:val="es-VE" w:eastAsia="es-VE"/>
         </w:rPr>
       </w:pPr>
-      <w:hyperlink w:anchor="_Toc243259278" w:history="1">
+      <w:hyperlink w:anchor="_Toc243478989" w:history="1">
         <w:r>
           <w:rPr>
             <w:rStyle w:val="Hipervnculo"/>
@@ -3158,7 +3156,7 @@
             <w:noProof/>
             <w:webHidden/>
           </w:rPr>
-          <w:instrText xml:space="preserve"> PAGEREF _Toc243259278 \h </w:instrText>
+          <w:instrText xml:space="preserve"> PAGEREF _Toc243478989 \h </w:instrText>
         </w:r>
         <w:r>
           <w:rPr>
@@ -3203,7 +3201,7 @@
           <w:lang w:val="es-VE" w:eastAsia="es-VE"/>
         </w:rPr>
       </w:pPr>
-      <w:hyperlink w:anchor="_Toc243259279" w:history="1">
+      <w:hyperlink w:anchor="_Toc243478990" w:history="1">
         <w:r>
           <w:rPr>
             <w:rStyle w:val="Hipervnculo"/>
@@ -3230,7 +3228,7 @@
             <w:noProof/>
             <w:webHidden/>
           </w:rPr>
-          <w:instrText xml:space="preserve"> PAGEREF _Toc243259279 \h </w:instrText>
+          <w:instrText xml:space="preserve"> PAGEREF _Toc243478990 \h </w:instrText>
         </w:r>
         <w:r>
           <w:rPr>
@@ -3280,7 +3278,7 @@
         <w:spacing w:before="120" w:after="40"/>
         <w:jc w:val="center"/>
       </w:pPr>
-      <w:bookmarkStart w:id="5" w:name="_Toc243259251"/>
+      <w:bookmarkStart w:id="5" w:name="_Toc243478962"/>
       <w:r>
         <w:rPr>
           <w:rFonts w:ascii="Times New Roman" w:eastAsia="Times New Roman" w:hAnsi="Times New Roman" w:cs="Times New Roman"/>
@@ -3312,7 +3310,7 @@
         <w:spacing w:before="120" w:after="40"/>
         <w:jc w:val="center"/>
       </w:pPr>
-      <w:bookmarkStart w:id="6" w:name="_Toc243259252"/>
+      <w:bookmarkStart w:id="6" w:name="_Toc243478963"/>
       <w:r>
         <w:rPr>
           <w:rFonts w:ascii="Times New Roman" w:eastAsia="Times New Roman" w:hAnsi="Times New Roman" w:cs="Times New Roman"/>
@@ -3440,7 +3438,7 @@
         <w:spacing w:before="120" w:after="40"/>
         <w:jc w:val="center"/>
       </w:pPr>
-      <w:bookmarkStart w:id="7" w:name="_Toc243259253"/>
+      <w:bookmarkStart w:id="7" w:name="_Toc243478964"/>
       <w:r>
         <w:rPr>
           <w:rFonts w:ascii="Times New Roman" w:eastAsia="Times New Roman" w:hAnsi="Times New Roman" w:cs="Times New Roman"/>
@@ -3512,7 +3510,7 @@
         <w:spacing w:before="120" w:after="40"/>
         <w:jc w:val="center"/>
       </w:pPr>
-      <w:bookmarkStart w:id="8" w:name="_Toc243259254"/>
+      <w:bookmarkStart w:id="8" w:name="_Toc243478965"/>
       <w:r>
         <w:rPr>
           <w:rFonts w:ascii="Times New Roman" w:eastAsia="Times New Roman" w:hAnsi="Times New Roman" w:cs="Times New Roman"/>
@@ -3559,7 +3557,7 @@
         <w:spacing w:before="120" w:after="40"/>
         <w:jc w:val="center"/>
       </w:pPr>
-      <w:bookmarkStart w:id="9" w:name="_Toc243259255"/>
+      <w:bookmarkStart w:id="9" w:name="_Toc243478966"/>
       <w:r>
         <w:rPr>
           <w:rFonts w:ascii="Times New Roman" w:eastAsia="Times New Roman" w:hAnsi="Times New Roman" w:cs="Times New Roman"/>
@@ -3582,7 +3580,7 @@
         <w:spacing w:before="120" w:after="40"/>
         <w:jc w:val="center"/>
       </w:pPr>
-      <w:bookmarkStart w:id="10" w:name="_Toc243259256"/>
+      <w:bookmarkStart w:id="10" w:name="_Toc243478967"/>
       <w:r>
         <w:rPr>
           <w:rFonts w:ascii="Times New Roman" w:eastAsia="Times New Roman" w:hAnsi="Times New Roman" w:cs="Times New Roman"/>
@@ -3596,7 +3594,7 @@
         <w:pStyle w:val="Ttulo2"/>
         <w:spacing w:before="120" w:after="40"/>
       </w:pPr>
-      <w:bookmarkStart w:id="11" w:name="_Toc243259257"/>
+      <w:bookmarkStart w:id="11" w:name="_Toc243478968"/>
       <w:r>
         <w:rPr>
           <w:rFonts w:ascii="Times New Roman" w:eastAsia="Times New Roman" w:hAnsi="Times New Roman" w:cs="Times New Roman"/>
@@ -3756,7 +3754,7 @@
         <w:pStyle w:val="Ttulo2"/>
         <w:spacing w:before="120" w:after="40"/>
       </w:pPr>
-      <w:bookmarkStart w:id="12" w:name="_Toc243259258"/>
+      <w:bookmarkStart w:id="12" w:name="_Toc243478969"/>
       <w:r>
         <w:rPr>
           <w:rFonts w:ascii="Times New Roman" w:eastAsia="Times New Roman" w:hAnsi="Times New Roman" w:cs="Times New Roman"/>
@@ -3804,7 +3802,7 @@
         <w:spacing w:before="120" w:after="40"/>
         <w:jc w:val="center"/>
       </w:pPr>
-      <w:bookmarkStart w:id="13" w:name="_Toc243259259"/>
+      <w:bookmarkStart w:id="13" w:name="_Toc243478970"/>
       <w:r>
         <w:rPr>
           <w:rFonts w:ascii="Times New Roman" w:eastAsia="Times New Roman" w:hAnsi="Times New Roman" w:cs="Times New Roman"/>
@@ -3826,7 +3824,7 @@
         <w:pStyle w:val="Ttulo2"/>
         <w:spacing w:before="120" w:after="40"/>
       </w:pPr>
-      <w:bookmarkStart w:id="14" w:name="_Toc243259260"/>
+      <w:bookmarkStart w:id="14" w:name="_Toc243478971"/>
       <w:r>
         <w:rPr>
           <w:rFonts w:ascii="Times New Roman" w:eastAsia="Times New Roman" w:hAnsi="Times New Roman" w:cs="Times New Roman"/>
@@ -3872,7 +3870,7 @@
         <w:pStyle w:val="Ttulo2"/>
         <w:spacing w:before="120" w:after="40"/>
       </w:pPr>
-      <w:bookmarkStart w:id="15" w:name="_Toc243259261"/>
+      <w:bookmarkStart w:id="15" w:name="_Toc243478972"/>
       <w:r>
         <w:rPr>
           <w:rFonts w:ascii="Times New Roman" w:eastAsia="Times New Roman" w:hAnsi="Times New Roman" w:cs="Times New Roman"/>
@@ -3894,7 +3892,7 @@
         <w:pStyle w:val="Ttulo2"/>
         <w:spacing w:before="120" w:after="40"/>
       </w:pPr>
-      <w:bookmarkStart w:id="16" w:name="_Toc243259262"/>
+      <w:bookmarkStart w:id="16" w:name="_Toc243478973"/>
       <w:r>
         <w:rPr>
           <w:rFonts w:ascii="Times New Roman" w:eastAsia="Times New Roman" w:hAnsi="Times New Roman" w:cs="Times New Roman"/>
@@ -3917,7 +3915,7 @@
         <w:pStyle w:val="Ttulo2"/>
         <w:spacing w:before="120" w:after="40"/>
       </w:pPr>
-      <w:bookmarkStart w:id="17" w:name="_Toc243259263"/>
+      <w:bookmarkStart w:id="17" w:name="_Toc243478974"/>
       <w:r>
         <w:rPr>
           <w:rFonts w:ascii="Times New Roman" w:eastAsia="Times New Roman" w:hAnsi="Times New Roman" w:cs="Times New Roman"/>
@@ -4284,7 +4282,7 @@
         <w:spacing w:before="120" w:after="40"/>
         <w:jc w:val="center"/>
       </w:pPr>
-      <w:bookmarkStart w:id="18" w:name="_Toc243259264"/>
+      <w:bookmarkStart w:id="18" w:name="_Toc243478975"/>
       <w:r>
         <w:rPr>
           <w:rFonts w:ascii="Times New Roman" w:eastAsia="Times New Roman" w:hAnsi="Times New Roman" w:cs="Times New Roman"/>
@@ -4306,7 +4304,7 @@
         <w:pStyle w:val="Ttulo2"/>
         <w:spacing w:before="120" w:after="40"/>
       </w:pPr>
-      <w:bookmarkStart w:id="19" w:name="_Toc243259265"/>
+      <w:bookmarkStart w:id="19" w:name="_Toc243478976"/>
       <w:r>
         <w:rPr>
           <w:rFonts w:ascii="Times New Roman" w:eastAsia="Times New Roman" w:hAnsi="Times New Roman" w:cs="Times New Roman"/>
@@ -4694,7 +4692,7 @@
         <w:pStyle w:val="Ttulo2"/>
         <w:spacing w:before="120" w:after="40"/>
       </w:pPr>
-      <w:bookmarkStart w:id="20" w:name="_Toc243259266"/>
+      <w:bookmarkStart w:id="20" w:name="_Toc243478977"/>
       <w:r>
         <w:rPr>
           <w:rFonts w:ascii="Times New Roman" w:eastAsia="Times New Roman" w:hAnsi="Times New Roman" w:cs="Times New Roman"/>
@@ -5558,7 +5556,7 @@
         <w:spacing w:before="120" w:after="40"/>
         <w:jc w:val="center"/>
       </w:pPr>
-      <w:bookmarkStart w:id="21" w:name="_Toc243259267"/>
+      <w:bookmarkStart w:id="21" w:name="_Toc243478978"/>
       <w:r>
         <w:rPr>
           <w:rFonts w:ascii="Times New Roman" w:eastAsia="Times New Roman" w:hAnsi="Times New Roman" w:cs="Times New Roman"/>
@@ -5622,7 +5620,7 @@
         <w:spacing w:before="120" w:after="40"/>
         <w:jc w:val="center"/>
       </w:pPr>
-      <w:bookmarkStart w:id="22" w:name="_Toc243259268"/>
+      <w:bookmarkStart w:id="22" w:name="_Toc243478979"/>
       <w:r>
         <w:rPr>
           <w:rFonts w:ascii="Times New Roman" w:eastAsia="Times New Roman" w:hAnsi="Times New Roman" w:cs="Times New Roman"/>
@@ -5891,7 +5889,7 @@
         <w:spacing w:before="120" w:after="40"/>
         <w:jc w:val="center"/>
       </w:pPr>
-      <w:bookmarkStart w:id="23" w:name="_Toc243259269"/>
+      <w:bookmarkStart w:id="23" w:name="_Toc243478980"/>
       <w:r>
         <w:rPr>
           <w:rFonts w:ascii="Times New Roman" w:eastAsia="Times New Roman" w:hAnsi="Times New Roman" w:cs="Times New Roman"/>
@@ -5905,7 +5903,7 @@
         <w:pStyle w:val="Ttulo2"/>
         <w:spacing w:before="120" w:after="40"/>
       </w:pPr>
-      <w:bookmarkStart w:id="24" w:name="_Toc243259270"/>
+      <w:bookmarkStart w:id="24" w:name="_Toc243478981"/>
       <w:r>
         <w:rPr>
           <w:rFonts w:ascii="Times New Roman" w:eastAsia="Times New Roman" w:hAnsi="Times New Roman" w:cs="Times New Roman"/>
@@ -5919,7 +5917,7 @@
         <w:pStyle w:val="Ttulo3"/>
         <w:spacing w:before="120" w:after="40"/>
       </w:pPr>
-      <w:bookmarkStart w:id="25" w:name="_Toc243259271"/>
+      <w:bookmarkStart w:id="25" w:name="_Toc243478982"/>
       <w:r>
         <w:rPr>
           <w:rFonts w:ascii="Times New Roman" w:eastAsia="Times New Roman" w:hAnsi="Times New Roman" w:cs="Times New Roman"/>
@@ -5974,7 +5972,7 @@
         <w:pStyle w:val="Ttulo3"/>
         <w:spacing w:before="120" w:after="40"/>
       </w:pPr>
-      <w:bookmarkStart w:id="26" w:name="_Toc243259272"/>
+      <w:bookmarkStart w:id="26" w:name="_Toc243478983"/>
       <w:r>
         <w:rPr>
           <w:rFonts w:ascii="Times New Roman" w:eastAsia="Times New Roman" w:hAnsi="Times New Roman" w:cs="Times New Roman"/>
@@ -6022,7 +6020,7 @@
         <w:pStyle w:val="Ttulo2"/>
         <w:spacing w:before="120" w:after="40"/>
       </w:pPr>
-      <w:bookmarkStart w:id="27" w:name="_Toc243259273"/>
+      <w:bookmarkStart w:id="27" w:name="_Toc243478984"/>
       <w:r>
         <w:rPr>
           <w:rFonts w:ascii="Times New Roman" w:eastAsia="Times New Roman" w:hAnsi="Times New Roman" w:cs="Times New Roman"/>
@@ -6362,7 +6360,7 @@
         <w:pStyle w:val="Ttulo2"/>
         <w:spacing w:before="120" w:after="40"/>
       </w:pPr>
-      <w:bookmarkStart w:id="28" w:name="_Toc243259274"/>
+      <w:bookmarkStart w:id="28" w:name="_Toc243478985"/>
       <w:r>
         <w:rPr>
           <w:rFonts w:ascii="Times New Roman" w:eastAsia="Times New Roman" w:hAnsi="Times New Roman" w:cs="Times New Roman"/>
@@ -6663,7 +6661,7 @@
         <w:pStyle w:val="Ttulo2"/>
         <w:spacing w:before="120" w:after="40"/>
       </w:pPr>
-      <w:bookmarkStart w:id="29" w:name="_Toc243259275"/>
+      <w:bookmarkStart w:id="29" w:name="_Toc243478986"/>
       <w:r>
         <w:rPr>
           <w:rFonts w:ascii="Times New Roman" w:eastAsia="Times New Roman" w:hAnsi="Times New Roman" w:cs="Times New Roman"/>
@@ -6968,7 +6966,7 @@
         <w:pStyle w:val="Ttulo2"/>
         <w:spacing w:before="120" w:after="40"/>
       </w:pPr>
-      <w:bookmarkStart w:id="30" w:name="_Toc243259276"/>
+      <w:bookmarkStart w:id="30" w:name="_Toc243478987"/>
       <w:r>
         <w:rPr>
           <w:rFonts w:ascii="Times New Roman" w:eastAsia="Times New Roman" w:hAnsi="Times New Roman" w:cs="Times New Roman"/>
@@ -7274,7 +7272,7 @@
         <w:pStyle w:val="Ttulo2"/>
         <w:spacing w:before="120" w:after="40"/>
       </w:pPr>
-      <w:bookmarkStart w:id="31" w:name="_Toc243259277"/>
+      <w:bookmarkStart w:id="31" w:name="_Toc243478988"/>
       <w:r>
         <w:rPr>
           <w:rFonts w:ascii="Times New Roman" w:eastAsia="Times New Roman" w:hAnsi="Times New Roman" w:cs="Times New Roman"/>
@@ -7580,7 +7578,7 @@
         <w:spacing w:before="120" w:after="40"/>
         <w:jc w:val="center"/>
       </w:pPr>
-      <w:bookmarkStart w:id="32" w:name="_Toc243259278"/>
+      <w:bookmarkStart w:id="32" w:name="_Toc243478989"/>
       <w:r>
         <w:rPr>
           <w:rFonts w:ascii="Times New Roman" w:eastAsia="Times New Roman" w:hAnsi="Times New Roman" w:cs="Times New Roman"/>
@@ -7966,7 +7964,7 @@
         <w:spacing w:before="120" w:after="40"/>
         <w:jc w:val="center"/>
       </w:pPr>
-      <w:bookmarkStart w:id="33" w:name="_Toc243259279"/>
+      <w:bookmarkStart w:id="33" w:name="_Toc243478990"/>
       <w:r>
         <w:rPr>
           <w:rFonts w:ascii="Times New Roman" w:eastAsia="Times New Roman" w:hAnsi="Times New Roman" w:cs="Times New Roman"/>
@@ -20779,7 +20777,7 @@
 </file>
 
 <file path=customXml/itemProps1.xml><?xml version="1.0" encoding="utf-8"?>
-<ds:datastoreItem xmlns:ds="http://schemas.openxmlformats.org/officeDocument/2006/customXml" ds:itemID="{A956190B-1162-47BF-80F6-5609FD6D9F7E}">
+<ds:datastoreItem xmlns:ds="http://schemas.openxmlformats.org/officeDocument/2006/customXml" ds:itemID="{318278FC-F442-4AE1-9387-1C3FE1CD9295}">
   <ds:schemaRefs>
     <ds:schemaRef ds:uri="http://schemas.openxmlformats.org/officeDocument/2006/bibliography"/>
   </ds:schemaRefs>
